--- a/docs/Illume ERP - Staff User Guide.docx
+++ b/docs/Illume ERP - Staff User Guide.docx
@@ -179,7 +179,7 @@
               <w:rPr>
                 <w:sz w:val="20"/>
               </w:rPr>
-              <w:t>1.0</w:t>
+              <w:t>1.1</w:t>
             </w:r>
           </w:p>
         </w:tc>
@@ -291,7 +291,7 @@
           <w:color w:val="0F172A"/>
           <w:sz w:val="22"/>
         </w:rPr>
-        <w:t>You will need three things. Please have them ready before you begin, because the sign-in process cannot be paused halfway through.</w:t>
+        <w:t>You will need two things. Please have them both to hand before you begin, because setting up your account cannot be paused halfway through.</w:t>
       </w:r>
     </w:p>
     <w:p>
@@ -304,32 +304,13 @@
           <w:b/>
           <w:sz w:val="22"/>
         </w:rPr>
-        <w:t xml:space="preserve">Your work email address. </w:t>
+        <w:t xml:space="preserve">The welcome email. </w:t>
       </w:r>
       <w:r>
         <w:rPr>
           <w:sz w:val="22"/>
         </w:rPr>
-        <w:t>This is your username. IT will have told you which one.</w:t>
-      </w:r>
-    </w:p>
-    <w:p>
-      <w:pPr>
-        <w:pStyle w:val="ListBullet"/>
-        <w:spacing w:after="60"/>
-      </w:pPr>
-      <w:r>
-        <w:rPr>
-          <w:b/>
-          <w:sz w:val="22"/>
-        </w:rPr>
-        <w:t xml:space="preserve">Your temporary password. </w:t>
-      </w:r>
-      <w:r>
-        <w:rPr>
-          <w:sz w:val="22"/>
-        </w:rPr>
-        <w:t>Sent to you by IT. You may be asked to change it the first time you sign in.</w:t>
+        <w:t>Sent to your work address as soon as HR creates your record. It carries the link you use to set your own password, and that link stops working after 72 hours.</w:t>
       </w:r>
     </w:p>
     <w:p>
@@ -350,6 +331,53 @@
         </w:rPr>
         <w:t>You will install a free authenticator app on it. Any phone will do.</w:t>
       </w:r>
+    </w:p>
+    <w:tbl>
+      <w:tblPr>
+        <w:tblW w:type="auto" w:w="0"/>
+        <w:jc w:val="center"/>
+        <w:tblLook w:firstColumn="1" w:firstRow="1" w:lastColumn="0" w:lastRow="0" w:noHBand="0" w:noVBand="1" w:val="04A0"/>
+      </w:tblPr>
+      <w:tblGrid>
+        <w:gridCol w:w="9648"/>
+      </w:tblGrid>
+      <w:tr>
+        <w:tc>
+          <w:tcPr>
+            <w:tcW w:type="dxa" w:w="9504"/>
+            <w:shd w:val="clear" w:fill="FFF7E6"/>
+          </w:tcPr>
+          <w:p>
+            <w:pPr>
+              <w:spacing w:after="40"/>
+            </w:pPr>
+            <w:r>
+              <w:rPr>
+                <w:b/>
+                <w:color w:val="B45309"/>
+                <w:sz w:val="21"/>
+              </w:rPr>
+              <w:t>Nobody sends you a password</w:t>
+            </w:r>
+          </w:p>
+          <w:p>
+            <w:pPr>
+              <w:spacing w:after="40"/>
+            </w:pPr>
+            <w:r>
+              <w:rPr>
+                <w:sz w:val="21"/>
+              </w:rPr>
+              <w:t>There is no temporary password, and IT cannot tell you yours. You create it yourself from the link in the welcome email, and from that moment only you know it. Anyone who contacts you offering your password, or asking for it, is not from Illume.</w:t>
+            </w:r>
+          </w:p>
+        </w:tc>
+      </w:tr>
+    </w:tbl>
+    <w:p>
+      <w:pPr>
+        <w:spacing w:after="80"/>
+      </w:pPr>
     </w:p>
     <w:p>
       <w:pPr>
@@ -480,7 +508,7 @@
         <w:pStyle w:val="Heading1"/>
       </w:pPr>
       <w:r>
-        <w:t>2. Signing in for the first time</w:t>
+        <w:t>2. Setting your password</w:t>
       </w:r>
     </w:p>
     <w:p>
@@ -494,7 +522,7 @@
           <w:color w:val="0F172A"/>
           <w:sz w:val="22"/>
         </w:rPr>
-        <w:t>This section is only needed once. After it is done, signing in takes a few seconds.</w:t>
+        <w:t>Your account starts with no password you can use. The welcome email gives you a one-time link to create one.</w:t>
       </w:r>
     </w:p>
     <w:p>
@@ -502,7 +530,7 @@
         <w:pStyle w:val="Heading2"/>
       </w:pPr>
       <w:r>
-        <w:t>Step 1 — Open the sign-in page</w:t>
+        <w:t>Step 1 — Find the welcome email</w:t>
       </w:r>
     </w:p>
     <w:p>
@@ -516,8 +544,55 @@
           <w:color w:val="0F172A"/>
           <w:sz w:val="22"/>
         </w:rPr>
-        <w:t>Go to illumestudentservices.cloud. You will see the sign-in screen.</w:t>
+        <w:t>The subject line is “Welcome to Illume — set your password”. It lists your employee ID, job title and the email address your account uses. Check that the email address shown is the one you expect, because that address is your username from here on.</w:t>
       </w:r>
+    </w:p>
+    <w:tbl>
+      <w:tblPr>
+        <w:tblW w:type="auto" w:w="0"/>
+        <w:jc w:val="center"/>
+        <w:tblLook w:firstColumn="1" w:firstRow="1" w:lastColumn="0" w:lastRow="0" w:noHBand="0" w:noVBand="1" w:val="04A0"/>
+      </w:tblPr>
+      <w:tblGrid>
+        <w:gridCol w:w="9648"/>
+      </w:tblGrid>
+      <w:tr>
+        <w:tc>
+          <w:tcPr>
+            <w:tcW w:type="dxa" w:w="9504"/>
+            <w:shd w:val="clear" w:fill="FFF7E6"/>
+          </w:tcPr>
+          <w:p>
+            <w:pPr>
+              <w:spacing w:after="40"/>
+            </w:pPr>
+            <w:r>
+              <w:rPr>
+                <w:b/>
+                <w:color w:val="B45309"/>
+                <w:sz w:val="21"/>
+              </w:rPr>
+              <w:t>The link expires in 72 hours</w:t>
+            </w:r>
+          </w:p>
+          <w:p>
+            <w:pPr>
+              <w:spacing w:after="40"/>
+            </w:pPr>
+            <w:r>
+              <w:rPr>
+                <w:sz w:val="21"/>
+              </w:rPr>
+              <w:t>If more than three days have passed, the link will no longer work. Do not worry — open the sign-in page, choose “Forgot password”, and a fresh link will be emailed to you. You can also ask HR to send the welcome email again.</w:t>
+            </w:r>
+          </w:p>
+        </w:tc>
+      </w:tr>
+    </w:tbl>
+    <w:p>
+      <w:pPr>
+        <w:spacing w:after="80"/>
+      </w:pPr>
     </w:p>
     <w:p>
       <w:pPr>
@@ -527,7 +602,7 @@
       <w:r>
         <w:drawing>
           <wp:inline xmlns:a="http://schemas.openxmlformats.org/drawingml/2006/main" xmlns:pic="http://schemas.openxmlformats.org/drawingml/2006/picture">
-            <wp:extent cx="5852160" cy="3657600"/>
+            <wp:extent cx="3931920" cy="6206817"/>
             <wp:docPr id="1" name="Picture 1"/>
             <wp:cNvGraphicFramePr>
               <a:graphicFrameLocks noChangeAspect="1"/>
@@ -548,7 +623,7 @@
                   <pic:spPr>
                     <a:xfrm>
                       <a:off x="0" y="0"/>
-                      <a:ext cx="5852160" cy="3657600"/>
+                      <a:ext cx="3931920" cy="6206817"/>
                     </a:xfrm>
                     <a:prstGeom prst="rect"/>
                   </pic:spPr>
@@ -570,7 +645,7 @@
           <w:color w:val="5A6678"/>
           <w:sz w:val="18"/>
         </w:rPr>
-        <w:t>Figure 1 — The sign-in screen.</w:t>
+        <w:t>Figure 1 — The welcome email. Select Set My Password.</w:t>
       </w:r>
     </w:p>
     <w:p>
@@ -578,7 +653,7 @@
         <w:pStyle w:val="Heading2"/>
       </w:pPr>
       <w:r>
-        <w:t>Step 2 — Enter your email and password</w:t>
+        <w:t>Step 2 — Create your password</w:t>
       </w:r>
     </w:p>
     <w:p>
@@ -592,7 +667,7 @@
           <w:color w:val="0F172A"/>
           <w:sz w:val="22"/>
         </w:rPr>
-        <w:t>Type your work email address and the password IT gave you, then select Sign In.</w:t>
+        <w:t>The link opens the Set Your Password screen. Type the password you want to use, then type it again to confirm.</w:t>
       </w:r>
     </w:p>
     <w:p>
@@ -603,7 +678,7 @@
       <w:r>
         <w:drawing>
           <wp:inline xmlns:a="http://schemas.openxmlformats.org/drawingml/2006/main" xmlns:pic="http://schemas.openxmlformats.org/drawingml/2006/picture">
-            <wp:extent cx="5852160" cy="3657600"/>
+            <wp:extent cx="5852160" cy="4063071"/>
             <wp:docPr id="2" name="Picture 2"/>
             <wp:cNvGraphicFramePr>
               <a:graphicFrameLocks noChangeAspect="1"/>
@@ -624,7 +699,7 @@
                   <pic:spPr>
                     <a:xfrm>
                       <a:off x="0" y="0"/>
-                      <a:ext cx="5852160" cy="3657600"/>
+                      <a:ext cx="5852160" cy="4063071"/>
                     </a:xfrm>
                     <a:prstGeom prst="rect"/>
                   </pic:spPr>
@@ -646,40 +721,62 @@
           <w:color w:val="5A6678"/>
           <w:sz w:val="18"/>
         </w:rPr>
-        <w:t>Figure 2 — Email address and password entered.</w:t>
+        <w:t>Figure 2 — The Set Your Password screen.</w:t>
       </w:r>
     </w:p>
     <w:p>
       <w:pPr>
-        <w:pStyle w:val="Heading2"/>
+        <w:pStyle w:val="Heading3"/>
       </w:pPr>
       <w:r>
-        <w:t>Step 3 — Begin two-factor setup</w:t>
+        <w:t>Choosing a good password</w:t>
       </w:r>
     </w:p>
     <w:p>
       <w:pPr>
-        <w:spacing w:after="160"/>
+        <w:pStyle w:val="ListBullet"/>
+        <w:spacing w:after="60"/>
       </w:pPr>
       <w:r>
         <w:rPr>
-          <w:b w:val="0"/>
-          <w:i w:val="0"/>
-          <w:color w:val="0F172A"/>
           <w:sz w:val="22"/>
         </w:rPr>
-        <w:t>Because this is your first sign-in, the system asks you to set up two-factor authentication before it lets you any further. This is required for every account, without exception. Select Begin setup.</w:t>
+        <w:t>Long beats complicated. Three or four unrelated words are both stronger and easier to remember than one word with symbols substituted into it.</w:t>
       </w:r>
     </w:p>
     <w:p>
       <w:pPr>
+        <w:pStyle w:val="ListBullet"/>
+        <w:spacing w:after="60"/>
+      </w:pPr>
+      <w:r>
+        <w:rPr>
+          <w:sz w:val="22"/>
+        </w:rPr>
+        <w:t>Do not reuse a password you use anywhere else, and never reuse one you have used on this account before — the system will refuse it.</w:t>
+      </w:r>
+    </w:p>
+    <w:p>
+      <w:pPr>
+        <w:pStyle w:val="ListBullet"/>
+        <w:spacing w:after="60"/>
+      </w:pPr>
+      <w:r>
+        <w:rPr>
+          <w:sz w:val="22"/>
+        </w:rPr>
+        <w:t>A password manager is the easiest way to keep it safe. Write it down on paper if you must, but not on a note stuck to your screen.</w:t>
+      </w:r>
+    </w:p>
+    <w:p>
+      <w:pPr>
         <w:spacing w:after="40"/>
         <w:jc w:val="center"/>
       </w:pPr>
       <w:r>
         <w:drawing>
           <wp:inline xmlns:a="http://schemas.openxmlformats.org/drawingml/2006/main" xmlns:pic="http://schemas.openxmlformats.org/drawingml/2006/picture">
-            <wp:extent cx="5852160" cy="3657600"/>
+            <wp:extent cx="5852160" cy="4063071"/>
             <wp:docPr id="3" name="Picture 3"/>
             <wp:cNvGraphicFramePr>
               <a:graphicFrameLocks noChangeAspect="1"/>
@@ -700,6 +797,185 @@
                   <pic:spPr>
                     <a:xfrm>
                       <a:off x="0" y="0"/>
+                      <a:ext cx="5852160" cy="4063071"/>
+                    </a:xfrm>
+                    <a:prstGeom prst="rect"/>
+                  </pic:spPr>
+                </pic:pic>
+              </a:graphicData>
+            </a:graphic>
+          </wp:inline>
+        </w:drawing>
+      </w:r>
+    </w:p>
+    <w:p>
+      <w:pPr>
+        <w:spacing w:after="280"/>
+        <w:jc w:val="center"/>
+      </w:pPr>
+      <w:r>
+        <w:rPr>
+          <w:i/>
+          <w:color w:val="5A6678"/>
+          <w:sz w:val="18"/>
+        </w:rPr>
+        <w:t>Figure 3 — Both boxes filled in. Select Set Password &amp; Sign In.</w:t>
+      </w:r>
+    </w:p>
+    <w:p>
+      <w:pPr>
+        <w:pStyle w:val="Heading2"/>
+      </w:pPr>
+      <w:r>
+        <w:t>Step 3 — You are sent to the sign-in page</w:t>
+      </w:r>
+    </w:p>
+    <w:p>
+      <w:pPr>
+        <w:spacing w:after="160"/>
+      </w:pPr>
+      <w:r>
+        <w:rPr>
+          <w:b w:val="0"/>
+          <w:i w:val="0"/>
+          <w:color w:val="0F172A"/>
+          <w:sz w:val="22"/>
+        </w:rPr>
+        <w:t>You will see a short confirmation and then be taken to the sign-in page. The button is labelled Set Password &amp; Sign In, but you do still have to sign in yourself on the next screen — that is expected.</w:t>
+      </w:r>
+    </w:p>
+    <w:p>
+      <w:pPr>
+        <w:spacing w:after="40"/>
+        <w:jc w:val="center"/>
+      </w:pPr>
+      <w:r>
+        <w:drawing>
+          <wp:inline xmlns:a="http://schemas.openxmlformats.org/drawingml/2006/main" xmlns:pic="http://schemas.openxmlformats.org/drawingml/2006/picture">
+            <wp:extent cx="5852160" cy="4063071"/>
+            <wp:docPr id="4" name="Picture 4"/>
+            <wp:cNvGraphicFramePr>
+              <a:graphicFrameLocks noChangeAspect="1"/>
+            </wp:cNvGraphicFramePr>
+            <a:graphic>
+              <a:graphicData uri="http://schemas.openxmlformats.org/drawingml/2006/picture">
+                <pic:pic>
+                  <pic:nvPicPr>
+                    <pic:cNvPr id="0" name="image.jpg"/>
+                    <pic:cNvPicPr/>
+                  </pic:nvPicPr>
+                  <pic:blipFill>
+                    <a:blip r:embed="rId12"/>
+                    <a:stretch>
+                      <a:fillRect/>
+                    </a:stretch>
+                  </pic:blipFill>
+                  <pic:spPr>
+                    <a:xfrm>
+                      <a:off x="0" y="0"/>
+                      <a:ext cx="5852160" cy="4063071"/>
+                    </a:xfrm>
+                    <a:prstGeom prst="rect"/>
+                  </pic:spPr>
+                </pic:pic>
+              </a:graphicData>
+            </a:graphic>
+          </wp:inline>
+        </w:drawing>
+      </w:r>
+    </w:p>
+    <w:p>
+      <w:pPr>
+        <w:spacing w:after="280"/>
+        <w:jc w:val="center"/>
+      </w:pPr>
+      <w:r>
+        <w:rPr>
+          <w:i/>
+          <w:color w:val="5A6678"/>
+          <w:sz w:val="18"/>
+        </w:rPr>
+        <w:t>Figure 4 — Your password is set.</w:t>
+      </w:r>
+    </w:p>
+    <w:p>
+      <w:r>
+        <w:br w:type="page"/>
+      </w:r>
+    </w:p>
+    <w:p>
+      <w:pPr>
+        <w:pStyle w:val="Heading1"/>
+      </w:pPr>
+      <w:r>
+        <w:t>3. Signing in for the first time</w:t>
+      </w:r>
+    </w:p>
+    <w:p>
+      <w:pPr>
+        <w:spacing w:after="160"/>
+      </w:pPr>
+      <w:r>
+        <w:rPr>
+          <w:b w:val="0"/>
+          <w:i w:val="0"/>
+          <w:color w:val="0F172A"/>
+          <w:sz w:val="22"/>
+        </w:rPr>
+        <w:t>This section is only needed once. After it is done, signing in takes a few seconds.</w:t>
+      </w:r>
+    </w:p>
+    <w:p>
+      <w:pPr>
+        <w:pStyle w:val="Heading2"/>
+      </w:pPr>
+      <w:r>
+        <w:t>Step 1 — Open the sign-in page</w:t>
+      </w:r>
+    </w:p>
+    <w:p>
+      <w:pPr>
+        <w:spacing w:after="160"/>
+      </w:pPr>
+      <w:r>
+        <w:rPr>
+          <w:b w:val="0"/>
+          <w:i w:val="0"/>
+          <w:color w:val="0F172A"/>
+          <w:sz w:val="22"/>
+        </w:rPr>
+        <w:t>Go to illumestudentservices.cloud. You will see the sign-in screen.</w:t>
+      </w:r>
+    </w:p>
+    <w:p>
+      <w:pPr>
+        <w:spacing w:after="40"/>
+        <w:jc w:val="center"/>
+      </w:pPr>
+      <w:r>
+        <w:drawing>
+          <wp:inline xmlns:a="http://schemas.openxmlformats.org/drawingml/2006/main" xmlns:pic="http://schemas.openxmlformats.org/drawingml/2006/picture">
+            <wp:extent cx="5852160" cy="3657600"/>
+            <wp:docPr id="5" name="Picture 5"/>
+            <wp:cNvGraphicFramePr>
+              <a:graphicFrameLocks noChangeAspect="1"/>
+            </wp:cNvGraphicFramePr>
+            <a:graphic>
+              <a:graphicData uri="http://schemas.openxmlformats.org/drawingml/2006/picture">
+                <pic:pic>
+                  <pic:nvPicPr>
+                    <pic:cNvPr id="0" name="image.jpg"/>
+                    <pic:cNvPicPr/>
+                  </pic:nvPicPr>
+                  <pic:blipFill>
+                    <a:blip r:embed="rId13"/>
+                    <a:stretch>
+                      <a:fillRect/>
+                    </a:stretch>
+                  </pic:blipFill>
+                  <pic:spPr>
+                    <a:xfrm>
+                      <a:off x="0" y="0"/>
                       <a:ext cx="5852160" cy="3657600"/>
                     </a:xfrm>
                     <a:prstGeom prst="rect"/>
@@ -722,7 +998,159 @@
           <w:color w:val="5A6678"/>
           <w:sz w:val="18"/>
         </w:rPr>
-        <w:t>Figure 3 — The two-factor setup screen, shown at first sign-in.</w:t>
+        <w:t>Figure 5 — The sign-in screen.</w:t>
+      </w:r>
+    </w:p>
+    <w:p>
+      <w:pPr>
+        <w:pStyle w:val="Heading2"/>
+      </w:pPr>
+      <w:r>
+        <w:t>Step 2 — Enter your email and password</w:t>
+      </w:r>
+    </w:p>
+    <w:p>
+      <w:pPr>
+        <w:spacing w:after="160"/>
+      </w:pPr>
+      <w:r>
+        <w:rPr>
+          <w:b w:val="0"/>
+          <w:i w:val="0"/>
+          <w:color w:val="0F172A"/>
+          <w:sz w:val="22"/>
+        </w:rPr>
+        <w:t>Type your work email address and the password you created in section 2, then select Sign In.</w:t>
+      </w:r>
+    </w:p>
+    <w:p>
+      <w:pPr>
+        <w:spacing w:after="40"/>
+        <w:jc w:val="center"/>
+      </w:pPr>
+      <w:r>
+        <w:drawing>
+          <wp:inline xmlns:a="http://schemas.openxmlformats.org/drawingml/2006/main" xmlns:pic="http://schemas.openxmlformats.org/drawingml/2006/picture">
+            <wp:extent cx="5852160" cy="3657600"/>
+            <wp:docPr id="6" name="Picture 6"/>
+            <wp:cNvGraphicFramePr>
+              <a:graphicFrameLocks noChangeAspect="1"/>
+            </wp:cNvGraphicFramePr>
+            <a:graphic>
+              <a:graphicData uri="http://schemas.openxmlformats.org/drawingml/2006/picture">
+                <pic:pic>
+                  <pic:nvPicPr>
+                    <pic:cNvPr id="0" name="image.jpg"/>
+                    <pic:cNvPicPr/>
+                  </pic:nvPicPr>
+                  <pic:blipFill>
+                    <a:blip r:embed="rId14"/>
+                    <a:stretch>
+                      <a:fillRect/>
+                    </a:stretch>
+                  </pic:blipFill>
+                  <pic:spPr>
+                    <a:xfrm>
+                      <a:off x="0" y="0"/>
+                      <a:ext cx="5852160" cy="3657600"/>
+                    </a:xfrm>
+                    <a:prstGeom prst="rect"/>
+                  </pic:spPr>
+                </pic:pic>
+              </a:graphicData>
+            </a:graphic>
+          </wp:inline>
+        </w:drawing>
+      </w:r>
+    </w:p>
+    <w:p>
+      <w:pPr>
+        <w:spacing w:after="280"/>
+        <w:jc w:val="center"/>
+      </w:pPr>
+      <w:r>
+        <w:rPr>
+          <w:i/>
+          <w:color w:val="5A6678"/>
+          <w:sz w:val="18"/>
+        </w:rPr>
+        <w:t>Figure 6 — Email address and password entered.</w:t>
+      </w:r>
+    </w:p>
+    <w:p>
+      <w:pPr>
+        <w:pStyle w:val="Heading2"/>
+      </w:pPr>
+      <w:r>
+        <w:t>Step 3 — Begin two-factor setup</w:t>
+      </w:r>
+    </w:p>
+    <w:p>
+      <w:pPr>
+        <w:spacing w:after="160"/>
+      </w:pPr>
+      <w:r>
+        <w:rPr>
+          <w:b w:val="0"/>
+          <w:i w:val="0"/>
+          <w:color w:val="0F172A"/>
+          <w:sz w:val="22"/>
+        </w:rPr>
+        <w:t>Because this is your first sign-in, the system asks you to set up two-factor authentication before it lets you any further. This is required for every account, without exception. Select Begin setup.</w:t>
+      </w:r>
+    </w:p>
+    <w:p>
+      <w:pPr>
+        <w:spacing w:after="40"/>
+        <w:jc w:val="center"/>
+      </w:pPr>
+      <w:r>
+        <w:drawing>
+          <wp:inline xmlns:a="http://schemas.openxmlformats.org/drawingml/2006/main" xmlns:pic="http://schemas.openxmlformats.org/drawingml/2006/picture">
+            <wp:extent cx="5852160" cy="3657600"/>
+            <wp:docPr id="7" name="Picture 7"/>
+            <wp:cNvGraphicFramePr>
+              <a:graphicFrameLocks noChangeAspect="1"/>
+            </wp:cNvGraphicFramePr>
+            <a:graphic>
+              <a:graphicData uri="http://schemas.openxmlformats.org/drawingml/2006/picture">
+                <pic:pic>
+                  <pic:nvPicPr>
+                    <pic:cNvPr id="0" name="image.jpg"/>
+                    <pic:cNvPicPr/>
+                  </pic:nvPicPr>
+                  <pic:blipFill>
+                    <a:blip r:embed="rId15"/>
+                    <a:stretch>
+                      <a:fillRect/>
+                    </a:stretch>
+                  </pic:blipFill>
+                  <pic:spPr>
+                    <a:xfrm>
+                      <a:off x="0" y="0"/>
+                      <a:ext cx="5852160" cy="3657600"/>
+                    </a:xfrm>
+                    <a:prstGeom prst="rect"/>
+                  </pic:spPr>
+                </pic:pic>
+              </a:graphicData>
+            </a:graphic>
+          </wp:inline>
+        </w:drawing>
+      </w:r>
+    </w:p>
+    <w:p>
+      <w:pPr>
+        <w:spacing w:after="280"/>
+        <w:jc w:val="center"/>
+      </w:pPr>
+      <w:r>
+        <w:rPr>
+          <w:i/>
+          <w:color w:val="5A6678"/>
+          <w:sz w:val="18"/>
+        </w:rPr>
+        <w:t>Figure 7 — The two-factor setup screen, shown at first sign-in.</w:t>
       </w:r>
     </w:p>
     <w:p>
@@ -803,7 +1231,7 @@
         <w:drawing>
           <wp:inline xmlns:a="http://schemas.openxmlformats.org/drawingml/2006/main" xmlns:pic="http://schemas.openxmlformats.org/drawingml/2006/picture">
             <wp:extent cx="5852160" cy="3657600"/>
-            <wp:docPr id="4" name="Picture 4"/>
+            <wp:docPr id="8" name="Picture 8"/>
             <wp:cNvGraphicFramePr>
               <a:graphicFrameLocks noChangeAspect="1"/>
             </wp:cNvGraphicFramePr>
@@ -815,7 +1243,7 @@
                     <pic:cNvPicPr/>
                   </pic:nvPicPr>
                   <pic:blipFill>
-                    <a:blip r:embed="rId12"/>
+                    <a:blip r:embed="rId16"/>
                     <a:stretch>
                       <a:fillRect/>
                     </a:stretch>
@@ -845,7 +1273,7 @@
           <w:color w:val="5A6678"/>
           <w:sz w:val="18"/>
         </w:rPr>
-        <w:t>Figure 4 — The QR code screen. Scan the code with your authenticator app.</w:t>
+        <w:t>Figure 8 — The QR code screen. Scan the code with your authenticator app.</w:t>
       </w:r>
     </w:p>
     <w:p>
@@ -879,7 +1307,7 @@
         <w:drawing>
           <wp:inline xmlns:a="http://schemas.openxmlformats.org/drawingml/2006/main" xmlns:pic="http://schemas.openxmlformats.org/drawingml/2006/picture">
             <wp:extent cx="5852160" cy="3657600"/>
-            <wp:docPr id="5" name="Picture 5"/>
+            <wp:docPr id="9" name="Picture 9"/>
             <wp:cNvGraphicFramePr>
               <a:graphicFrameLocks noChangeAspect="1"/>
             </wp:cNvGraphicFramePr>
@@ -891,7 +1319,7 @@
                     <pic:cNvPicPr/>
                   </pic:nvPicPr>
                   <pic:blipFill>
-                    <a:blip r:embed="rId13"/>
+                    <a:blip r:embed="rId17"/>
                     <a:stretch>
                       <a:fillRect/>
                     </a:stretch>
@@ -921,7 +1349,7 @@
           <w:color w:val="5A6678"/>
           <w:sz w:val="18"/>
         </w:rPr>
-        <w:t>Figure 5 — The 6-digit code and your password, ready to confirm.</w:t>
+        <w:t>Figure 9 — The 6-digit code and your password, ready to confirm.</w:t>
       </w:r>
     </w:p>
     <w:p>
@@ -1002,7 +1430,7 @@
         <w:drawing>
           <wp:inline xmlns:a="http://schemas.openxmlformats.org/drawingml/2006/main" xmlns:pic="http://schemas.openxmlformats.org/drawingml/2006/picture">
             <wp:extent cx="5852160" cy="3657600"/>
-            <wp:docPr id="6" name="Picture 6"/>
+            <wp:docPr id="10" name="Picture 10"/>
             <wp:cNvGraphicFramePr>
               <a:graphicFrameLocks noChangeAspect="1"/>
             </wp:cNvGraphicFramePr>
@@ -1014,7 +1442,7 @@
                     <pic:cNvPicPr/>
                   </pic:nvPicPr>
                   <pic:blipFill>
-                    <a:blip r:embed="rId14"/>
+                    <a:blip r:embed="rId18"/>
                     <a:stretch>
                       <a:fillRect/>
                     </a:stretch>
@@ -1044,7 +1472,7 @@
           <w:color w:val="5A6678"/>
           <w:sz w:val="18"/>
         </w:rPr>
-        <w:t>Figure 6 — The backup codes screen. The codes are blurred here — yours will be visible.</w:t>
+        <w:t>Figure 10 — The backup codes screen. The codes are blurred here — yours will be visible.</w:t>
       </w:r>
     </w:p>
     <w:p>
@@ -1092,7 +1520,7 @@
         <w:drawing>
           <wp:inline xmlns:a="http://schemas.openxmlformats.org/drawingml/2006/main" xmlns:pic="http://schemas.openxmlformats.org/drawingml/2006/picture">
             <wp:extent cx="5852160" cy="3657600"/>
-            <wp:docPr id="7" name="Picture 7"/>
+            <wp:docPr id="11" name="Picture 11"/>
             <wp:cNvGraphicFramePr>
               <a:graphicFrameLocks noChangeAspect="1"/>
             </wp:cNvGraphicFramePr>
@@ -1104,7 +1532,7 @@
                     <pic:cNvPicPr/>
                   </pic:nvPicPr>
                   <pic:blipFill>
-                    <a:blip r:embed="rId15"/>
+                    <a:blip r:embed="rId19"/>
                     <a:stretch>
                       <a:fillRect/>
                     </a:stretch>
@@ -1134,7 +1562,7 @@
           <w:color w:val="5A6678"/>
           <w:sz w:val="18"/>
         </w:rPr>
-        <w:t>Figure 7 — The code prompt you will see at every sign-in from now on.</w:t>
+        <w:t>Figure 11 — The code prompt you will see at every sign-in from now on.</w:t>
       </w:r>
     </w:p>
     <w:tbl>
@@ -1194,7 +1622,7 @@
         <w:pStyle w:val="Heading1"/>
       </w:pPr>
       <w:r>
-        <w:t>3. Finding your way around</w:t>
+        <w:t>4. Finding your way around</w:t>
       </w:r>
     </w:p>
     <w:p>
@@ -1220,7 +1648,7 @@
         <w:drawing>
           <wp:inline xmlns:a="http://schemas.openxmlformats.org/drawingml/2006/main" xmlns:pic="http://schemas.openxmlformats.org/drawingml/2006/picture">
             <wp:extent cx="5852160" cy="6437376"/>
-            <wp:docPr id="8" name="Picture 8"/>
+            <wp:docPr id="12" name="Picture 12"/>
             <wp:cNvGraphicFramePr>
               <a:graphicFrameLocks noChangeAspect="1"/>
             </wp:cNvGraphicFramePr>
@@ -1232,7 +1660,7 @@
                     <pic:cNvPicPr/>
                   </pic:nvPicPr>
                   <pic:blipFill>
-                    <a:blip r:embed="rId16"/>
+                    <a:blip r:embed="rId20"/>
                     <a:stretch>
                       <a:fillRect/>
                     </a:stretch>
@@ -1262,7 +1690,7 @@
           <w:color w:val="5A6678"/>
           <w:sz w:val="18"/>
         </w:rPr>
-        <w:t>Figure 8 — The dashboard. Your menu is on the left.</w:t>
+        <w:t>Figure 12 — The dashboard. Your menu is on the left.</w:t>
       </w:r>
     </w:p>
     <w:p>
@@ -1460,7 +1888,7 @@
         <w:pStyle w:val="Heading1"/>
       </w:pPr>
       <w:r>
-        <w:t>4. Your staff record</w:t>
+        <w:t>5. Your staff record</w:t>
       </w:r>
     </w:p>
     <w:p>
@@ -1486,7 +1914,7 @@
         <w:drawing>
           <wp:inline xmlns:a="http://schemas.openxmlformats.org/drawingml/2006/main" xmlns:pic="http://schemas.openxmlformats.org/drawingml/2006/picture">
             <wp:extent cx="5852160" cy="3657600"/>
-            <wp:docPr id="9" name="Picture 9"/>
+            <wp:docPr id="13" name="Picture 13"/>
             <wp:cNvGraphicFramePr>
               <a:graphicFrameLocks noChangeAspect="1"/>
             </wp:cNvGraphicFramePr>
@@ -1498,7 +1926,7 @@
                     <pic:cNvPicPr/>
                   </pic:nvPicPr>
                   <pic:blipFill>
-                    <a:blip r:embed="rId17"/>
+                    <a:blip r:embed="rId21"/>
                     <a:stretch>
                       <a:fillRect/>
                     </a:stretch>
@@ -1528,7 +1956,7 @@
           <w:color w:val="5A6678"/>
           <w:sz w:val="18"/>
         </w:rPr>
-        <w:t>Figure 9 — Your own staff record, opened at the Profile tab.</w:t>
+        <w:t>Figure 13 — Your own staff record, opened at the Profile tab.</w:t>
       </w:r>
     </w:p>
     <w:p>
@@ -1688,7 +2116,7 @@
         <w:pStyle w:val="Heading2"/>
       </w:pPr>
       <w:r>
-        <w:t>4.1 Checking your leave balance</w:t>
+        <w:t>5.1 Checking your leave balance</w:t>
       </w:r>
     </w:p>
     <w:p>
@@ -1728,7 +2156,7 @@
         <w:drawing>
           <wp:inline xmlns:a="http://schemas.openxmlformats.org/drawingml/2006/main" xmlns:pic="http://schemas.openxmlformats.org/drawingml/2006/picture">
             <wp:extent cx="5852160" cy="3657600"/>
-            <wp:docPr id="10" name="Picture 10"/>
+            <wp:docPr id="14" name="Picture 14"/>
             <wp:cNvGraphicFramePr>
               <a:graphicFrameLocks noChangeAspect="1"/>
             </wp:cNvGraphicFramePr>
@@ -1740,7 +2168,7 @@
                     <pic:cNvPicPr/>
                   </pic:nvPicPr>
                   <pic:blipFill>
-                    <a:blip r:embed="rId18"/>
+                    <a:blip r:embed="rId22"/>
                     <a:stretch>
                       <a:fillRect/>
                     </a:stretch>
@@ -1770,7 +2198,7 @@
           <w:color w:val="5A6678"/>
           <w:sz w:val="18"/>
         </w:rPr>
-        <w:t>Figure 10 — The Leave tab: your balances at the top, your history below.</w:t>
+        <w:t>Figure 14 — The Leave tab: your balances at the top, your history below.</w:t>
       </w:r>
     </w:p>
     <w:p>
@@ -1778,7 +2206,7 @@
         <w:pStyle w:val="Heading2"/>
       </w:pPr>
       <w:r>
-        <w:t>4.2 Applying for leave</w:t>
+        <w:t>5.2 Applying for leave</w:t>
       </w:r>
     </w:p>
     <w:p>
@@ -1804,7 +2232,7 @@
         <w:drawing>
           <wp:inline xmlns:a="http://schemas.openxmlformats.org/drawingml/2006/main" xmlns:pic="http://schemas.openxmlformats.org/drawingml/2006/picture">
             <wp:extent cx="5852160" cy="3657600"/>
-            <wp:docPr id="11" name="Picture 11"/>
+            <wp:docPr id="15" name="Picture 15"/>
             <wp:cNvGraphicFramePr>
               <a:graphicFrameLocks noChangeAspect="1"/>
             </wp:cNvGraphicFramePr>
@@ -1816,7 +2244,7 @@
                     <pic:cNvPicPr/>
                   </pic:nvPicPr>
                   <pic:blipFill>
-                    <a:blip r:embed="rId19"/>
+                    <a:blip r:embed="rId23"/>
                     <a:stretch>
                       <a:fillRect/>
                     </a:stretch>
@@ -1846,7 +2274,7 @@
           <w:color w:val="5A6678"/>
           <w:sz w:val="18"/>
         </w:rPr>
-        <w:t>Figure 11 — The Apply for Leave window.</w:t>
+        <w:t>Figure 15 — The Apply for Leave window.</w:t>
       </w:r>
     </w:p>
     <w:p>
@@ -1918,7 +2346,7 @@
         <w:drawing>
           <wp:inline xmlns:a="http://schemas.openxmlformats.org/drawingml/2006/main" xmlns:pic="http://schemas.openxmlformats.org/drawingml/2006/picture">
             <wp:extent cx="5852160" cy="3657600"/>
-            <wp:docPr id="12" name="Picture 12"/>
+            <wp:docPr id="16" name="Picture 16"/>
             <wp:cNvGraphicFramePr>
               <a:graphicFrameLocks noChangeAspect="1"/>
             </wp:cNvGraphicFramePr>
@@ -1930,7 +2358,7 @@
                     <pic:cNvPicPr/>
                   </pic:nvPicPr>
                   <pic:blipFill>
-                    <a:blip r:embed="rId20"/>
+                    <a:blip r:embed="rId24"/>
                     <a:stretch>
                       <a:fillRect/>
                     </a:stretch>
@@ -1960,7 +2388,7 @@
           <w:color w:val="5A6678"/>
           <w:sz w:val="18"/>
         </w:rPr>
-        <w:t>Figure 12 — A completed leave request, ready to submit.</w:t>
+        <w:t>Figure 16 — A completed leave request, ready to submit.</w:t>
       </w:r>
     </w:p>
     <w:p>
@@ -2029,7 +2457,7 @@
         <w:pStyle w:val="Heading2"/>
       </w:pPr>
       <w:r>
-        <w:t>4.3 Public holidays</w:t>
+        <w:t>5.3 Public holidays</w:t>
       </w:r>
     </w:p>
     <w:p>
@@ -2055,7 +2483,7 @@
         <w:drawing>
           <wp:inline xmlns:a="http://schemas.openxmlformats.org/drawingml/2006/main" xmlns:pic="http://schemas.openxmlformats.org/drawingml/2006/picture">
             <wp:extent cx="5852160" cy="3657600"/>
-            <wp:docPr id="13" name="Picture 13"/>
+            <wp:docPr id="17" name="Picture 17"/>
             <wp:cNvGraphicFramePr>
               <a:graphicFrameLocks noChangeAspect="1"/>
             </wp:cNvGraphicFramePr>
@@ -2067,7 +2495,7 @@
                     <pic:cNvPicPr/>
                   </pic:nvPicPr>
                   <pic:blipFill>
-                    <a:blip r:embed="rId21"/>
+                    <a:blip r:embed="rId25"/>
                     <a:stretch>
                       <a:fillRect/>
                     </a:stretch>
@@ -2097,7 +2525,7 @@
           <w:color w:val="5A6678"/>
           <w:sz w:val="18"/>
         </w:rPr>
-        <w:t>Figure 13 — The Holidays tab.</w:t>
+        <w:t>Figure 17 — The Holidays tab.</w:t>
       </w:r>
     </w:p>
     <w:p>
@@ -2110,7 +2538,7 @@
         <w:pStyle w:val="Heading1"/>
       </w:pPr>
       <w:r>
-        <w:t>5. Tasks</w:t>
+        <w:t>6. Tasks</w:t>
       </w:r>
     </w:p>
     <w:p>
@@ -2136,7 +2564,7 @@
         <w:drawing>
           <wp:inline xmlns:a="http://schemas.openxmlformats.org/drawingml/2006/main" xmlns:pic="http://schemas.openxmlformats.org/drawingml/2006/picture">
             <wp:extent cx="5852160" cy="3657600"/>
-            <wp:docPr id="14" name="Picture 14"/>
+            <wp:docPr id="18" name="Picture 18"/>
             <wp:cNvGraphicFramePr>
               <a:graphicFrameLocks noChangeAspect="1"/>
             </wp:cNvGraphicFramePr>
@@ -2148,7 +2576,7 @@
                     <pic:cNvPicPr/>
                   </pic:nvPicPr>
                   <pic:blipFill>
-                    <a:blip r:embed="rId22"/>
+                    <a:blip r:embed="rId26"/>
                     <a:stretch>
                       <a:fillRect/>
                     </a:stretch>
@@ -2178,7 +2606,7 @@
           <w:color w:val="5A6678"/>
           <w:sz w:val="18"/>
         </w:rPr>
-        <w:t>Figure 14 — The Tasks screen.</w:t>
+        <w:t>Figure 18 — The Tasks screen.</w:t>
       </w:r>
     </w:p>
     <w:tbl>
@@ -2233,7 +2661,7 @@
         <w:pStyle w:val="Heading2"/>
       </w:pPr>
       <w:r>
-        <w:t>5.1 Reminders you will receive</w:t>
+        <w:t>6.1 Reminders you will receive</w:t>
       </w:r>
     </w:p>
     <w:p>
@@ -2342,7 +2770,7 @@
         <w:pStyle w:val="Heading2"/>
       </w:pPr>
       <w:r>
-        <w:t>5.2 Updating a task</w:t>
+        <w:t>6.2 Updating a task</w:t>
       </w:r>
     </w:p>
     <w:p>
@@ -2364,7 +2792,7 @@
         <w:pStyle w:val="Heading2"/>
       </w:pPr>
       <w:r>
-        <w:t>5.3 Attaching a file to a task</w:t>
+        <w:t>6.3 Attaching a file to a task</w:t>
       </w:r>
     </w:p>
     <w:p>
@@ -2390,7 +2818,7 @@
         <w:drawing>
           <wp:inline xmlns:a="http://schemas.openxmlformats.org/drawingml/2006/main" xmlns:pic="http://schemas.openxmlformats.org/drawingml/2006/picture">
             <wp:extent cx="5852160" cy="3657600"/>
-            <wp:docPr id="15" name="Picture 15"/>
+            <wp:docPr id="19" name="Picture 19"/>
             <wp:cNvGraphicFramePr>
               <a:graphicFrameLocks noChangeAspect="1"/>
             </wp:cNvGraphicFramePr>
@@ -2402,7 +2830,7 @@
                     <pic:cNvPicPr/>
                   </pic:nvPicPr>
                   <pic:blipFill>
-                    <a:blip r:embed="rId23"/>
+                    <a:blip r:embed="rId27"/>
                     <a:stretch>
                       <a:fillRect/>
                     </a:stretch>
@@ -2432,7 +2860,7 @@
           <w:color w:val="5A6678"/>
           <w:sz w:val="18"/>
         </w:rPr>
-        <w:t>Figure 15 — The attachments window for a task.</w:t>
+        <w:t>Figure 19 — The attachments window for a task.</w:t>
       </w:r>
     </w:p>
     <w:p>
@@ -2521,7 +2949,7 @@
         <w:pStyle w:val="Heading2"/>
       </w:pPr>
       <w:r>
-        <w:t>5.4 Creating a task</w:t>
+        <w:t>6.4 Creating a task</w:t>
       </w:r>
     </w:p>
     <w:p>
@@ -2547,7 +2975,7 @@
         <w:drawing>
           <wp:inline xmlns:a="http://schemas.openxmlformats.org/drawingml/2006/main" xmlns:pic="http://schemas.openxmlformats.org/drawingml/2006/picture">
             <wp:extent cx="5852160" cy="3657600"/>
-            <wp:docPr id="16" name="Picture 16"/>
+            <wp:docPr id="20" name="Picture 20"/>
             <wp:cNvGraphicFramePr>
               <a:graphicFrameLocks noChangeAspect="1"/>
             </wp:cNvGraphicFramePr>
@@ -2559,7 +2987,7 @@
                     <pic:cNvPicPr/>
                   </pic:nvPicPr>
                   <pic:blipFill>
-                    <a:blip r:embed="rId24"/>
+                    <a:blip r:embed="rId28"/>
                     <a:stretch>
                       <a:fillRect/>
                     </a:stretch>
@@ -2589,7 +3017,7 @@
           <w:color w:val="5A6678"/>
           <w:sz w:val="18"/>
         </w:rPr>
-        <w:t>Figure 16 — The Create Task window.</w:t>
+        <w:t>Figure 20 — The Create Task window.</w:t>
       </w:r>
     </w:p>
     <w:p>
@@ -2780,7 +3208,7 @@
         <w:pStyle w:val="Heading1"/>
       </w:pPr>
       <w:r>
-        <w:t>6. If something goes wrong</w:t>
+        <w:t>7. If something goes wrong</w:t>
       </w:r>
     </w:p>
     <w:tbl>
@@ -2824,6 +3252,90 @@
                 <w:sz w:val="20"/>
               </w:rPr>
               <w:t>What to do</w:t>
+            </w:r>
+          </w:p>
+        </w:tc>
+      </w:tr>
+      <w:tr>
+        <w:tc>
+          <w:tcPr>
+            <w:tcW w:type="dxa" w:w="3168"/>
+          </w:tcPr>
+          <w:p>
+            <w:r>
+              <w:rPr>
+                <w:sz w:val="20"/>
+              </w:rPr>
+              <w:t>I never received the welcome email.</w:t>
+            </w:r>
+          </w:p>
+        </w:tc>
+        <w:tc>
+          <w:tcPr>
+            <w:tcW w:type="dxa" w:w="6048"/>
+          </w:tcPr>
+          <w:p>
+            <w:r>
+              <w:rPr>
+                <w:sz w:val="20"/>
+              </w:rPr>
+              <w:t>Check your junk or spam folder first. If it is not there, ask HR to confirm the email address on your record and to send it again.</w:t>
+            </w:r>
+          </w:p>
+        </w:tc>
+      </w:tr>
+      <w:tr>
+        <w:tc>
+          <w:tcPr>
+            <w:tcW w:type="dxa" w:w="3168"/>
+          </w:tcPr>
+          <w:p>
+            <w:r>
+              <w:rPr>
+                <w:sz w:val="20"/>
+              </w:rPr>
+              <w:t>The link in my email says it has expired.</w:t>
+            </w:r>
+          </w:p>
+        </w:tc>
+        <w:tc>
+          <w:tcPr>
+            <w:tcW w:type="dxa" w:w="6048"/>
+          </w:tcPr>
+          <w:p>
+            <w:r>
+              <w:rPr>
+                <w:sz w:val="20"/>
+              </w:rPr>
+              <w:t>The link lasts 72 hours. Open the sign-in page, choose “Forgot password”, and a new link will be emailed to you.</w:t>
+            </w:r>
+          </w:p>
+        </w:tc>
+      </w:tr>
+      <w:tr>
+        <w:tc>
+          <w:tcPr>
+            <w:tcW w:type="dxa" w:w="3168"/>
+          </w:tcPr>
+          <w:p>
+            <w:r>
+              <w:rPr>
+                <w:sz w:val="20"/>
+              </w:rPr>
+              <w:t>Nobody has sent me a password.</w:t>
+            </w:r>
+          </w:p>
+        </w:tc>
+        <w:tc>
+          <w:tcPr>
+            <w:tcW w:type="dxa" w:w="6048"/>
+          </w:tcPr>
+          <w:p>
+            <w:r>
+              <w:rPr>
+                <w:sz w:val="20"/>
+              </w:rPr>
+              <w:t>That is correct — there is no temporary password. Use the link in the welcome email to create your own.</w:t>
             </w:r>
           </w:p>
         </w:tc>
@@ -3088,7 +3600,7 @@
           <w:color w:val="5A6678"/>
           <w:sz w:val="20"/>
         </w:rPr>
-        <w:t>Owner: IT. Review: annually, or whenever the sign-in process changes. Questions about this guide, access or passwords should go to IT. Questions about leave entitlement, public holidays or your staff record should go to HR.</w:t>
+        <w:t>Owner: IT. Review: annually, or whenever the onboarding or sign-in process changes. Questions about this guide, access or passwords should go to IT. Questions about leave entitlement, public holidays or your staff record should go to HR.</w:t>
       </w:r>
     </w:p>
     <w:sectPr>
